--- a/resources/templates/surat_permohonan_template.docx
+++ b/resources/templates/surat_permohonan_template.docx
@@ -1226,6 +1226,7 @@
         <w:rPr>
           <w:lang w:val="id-ID"/>
         </w:rPr>
+        <w:t>Turen, $tanggalterbit</w:t>
       </w:r>
     </w:p>
     <w:p>
